--- a/public/Shoubhik _Bhattacharya_Resume.docx
+++ b/public/Shoubhik _Bhattacharya_Resume.docx
@@ -127,11 +127,7 @@
         <w:t xml:space="preserve">Phone: +91-6265525424 | Email: </w:t>
       </w:r>
       <w:r>
-        <w:rPr>
-          <w:b/>
-          <w:color w:val="00008B"/>
-        </w:rPr>
-        <w:t>shoubhikofficial123@gmail.com</w:t>
+        <w:t>shoubhikbhattacharya100@gmail.com</w:t>
       </w:r>
       <w:r>
         <w:t xml:space="preserve">| Address – Madhya Pradesh, Bhopal - </w:t>
@@ -383,7 +379,13 @@
         <w:t xml:space="preserve">B-Tech Computer Science with Gaming Technology </w:t>
       </w:r>
       <w:r>
-        <w:t xml:space="preserve">                                                                                     GRADE – 8.1 CGPA</w:t>
+        <w:t xml:space="preserve">                    GRADE – 8.</w:t>
+      </w:r>
+      <w:r>
+        <w:t>08</w:t>
+      </w:r>
+      <w:r>
+        <w:t xml:space="preserve"> CGPA</w:t>
       </w:r>
     </w:p>
     <w:p>
@@ -399,7 +401,23 @@
           <w:b/>
           <w:bCs/>
         </w:rPr>
-        <w:t xml:space="preserve">DAV PUBLIC SCHOOL Chirimiri </w:t>
+        <w:t xml:space="preserve">DAV PUBLIC SCHOOL </w:t>
+      </w:r>
+      <w:proofErr w:type="spellStart"/>
+      <w:r>
+        <w:rPr>
+          <w:b/>
+          <w:bCs/>
+        </w:rPr>
+        <w:t>Chirimiri</w:t>
+      </w:r>
+      <w:proofErr w:type="spellEnd"/>
+      <w:r>
+        <w:rPr>
+          <w:b/>
+          <w:bCs/>
+        </w:rPr>
+        <w:t xml:space="preserve"> </w:t>
       </w:r>
       <w:r>
         <w:rPr>
@@ -854,23 +872,33 @@
         <w:t xml:space="preserve">Game development – </w:t>
       </w:r>
       <w:r>
-        <w:t>Blueprint in unreal engine 5.5</w:t>
-      </w:r>
-      <w:r>
-        <w:t xml:space="preserve"> with blueprint,</w:t>
-      </w:r>
-      <w:r>
-        <w:t xml:space="preserve"> unity</w:t>
-      </w:r>
-      <w:r>
-        <w:t xml:space="preserve"> with</w:t>
-      </w:r>
-      <w:r>
-        <w:t xml:space="preserve"> vs code 2002</w:t>
+        <w:t>unreal engine 5</w:t>
+      </w:r>
+      <w:r>
+        <w:t>,</w:t>
+      </w:r>
+      <w:r>
+        <w:t xml:space="preserve"> </w:t>
+      </w:r>
+      <w:proofErr w:type="gramStart"/>
+      <w:r>
+        <w:t>unity</w:t>
+      </w:r>
+      <w:r>
+        <w:t xml:space="preserve"> ,</w:t>
+      </w:r>
+      <w:proofErr w:type="gramEnd"/>
+      <w:r>
+        <w:t xml:space="preserve"> </w:t>
+      </w:r>
+      <w:proofErr w:type="gramStart"/>
+      <w:r>
+        <w:t xml:space="preserve">Blueprint </w:t>
       </w:r>
       <w:r>
         <w:t>.</w:t>
       </w:r>
+      <w:proofErr w:type="gramEnd"/>
     </w:p>
     <w:p>
       <w:pPr>
@@ -984,6 +1012,7 @@
         <w:rPr>
           <w:b/>
         </w:rPr>
+        <w:lastRenderedPageBreak/>
         <w:t xml:space="preserve">Vidyarthi – </w:t>
       </w:r>
       <w:r>
@@ -994,6 +1023,12 @@
       </w:r>
     </w:p>
     <w:sectPr>
+      <w:headerReference w:type="even" r:id="rId10"/>
+      <w:headerReference w:type="default" r:id="rId11"/>
+      <w:footerReference w:type="even" r:id="rId12"/>
+      <w:footerReference w:type="default" r:id="rId13"/>
+      <w:headerReference w:type="first" r:id="rId14"/>
+      <w:footerReference w:type="first" r:id="rId15"/>
       <w:pgSz w:w="11906" w:h="16838"/>
       <w:pgMar w:top="1486" w:right="625" w:bottom="1960" w:left="785" w:header="720" w:footer="720" w:gutter="0"/>
       <w:pgBorders w:offsetFrom="page">
@@ -1033,6 +1068,36 @@
 </w:endnotes>
 </file>
 
+<file path=word/footer1.xml><?xml version="1.0" encoding="utf-8"?>
+<w:ftr xmlns:wpc="http://schemas.microsoft.com/office/word/2010/wordprocessingCanvas" xmlns:cx="http://schemas.microsoft.com/office/drawing/2014/chartex" xmlns:cx1="http://schemas.microsoft.com/office/drawing/2015/9/8/chartex" xmlns:cx2="http://schemas.microsoft.com/office/drawing/2015/10/21/chartex" xmlns:cx3="http://schemas.microsoft.com/office/drawing/2016/5/9/chartex" xmlns:cx4="http://schemas.microsoft.com/office/drawing/2016/5/10/chartex" xmlns:cx5="http://schemas.microsoft.com/office/drawing/2016/5/11/chartex" xmlns:cx6="http://schemas.microsoft.com/office/drawing/2016/5/12/chartex" xmlns:cx7="http://schemas.microsoft.com/office/drawing/2016/5/13/chartex" xmlns:cx8="http://schemas.microsoft.com/office/drawing/2016/5/14/chartex" xmlns:mc="http://schemas.openxmlformats.org/markup-compatibility/2006" xmlns:aink="http://schemas.microsoft.com/office/drawing/2016/ink" xmlns:am3d="http://schemas.microsoft.com/office/drawing/2017/model3d" xmlns:o="urn:schemas-microsoft-com:office:office" xmlns:oel="http://schemas.microsoft.com/office/2019/extlst" xmlns:r="http://schemas.openxmlformats.org/officeDocument/2006/relationships" xmlns:m="http://schemas.openxmlformats.org/officeDocument/2006/math" xmlns:v="urn:schemas-microsoft-com:vml" xmlns:wp14="http://schemas.microsoft.com/office/word/2010/wordprocessingDrawing" xmlns:wp="http://schemas.openxmlformats.org/drawingml/2006/wordprocessingDrawing" xmlns:w10="urn:schemas-microsoft-com:office:word" xmlns:w="http://schemas.openxmlformats.org/wordprocessingml/2006/main" xmlns:w14="http://schemas.microsoft.com/office/word/2010/wordml" xmlns:w15="http://schemas.microsoft.com/office/word/2012/wordml" xmlns:w16cex="http://schemas.microsoft.com/office/word/2018/wordml/cex" xmlns:w16cid="http://schemas.microsoft.com/office/word/2016/wordml/cid" xmlns:w16="http://schemas.microsoft.com/office/word/2018/wordml" xmlns:w16du="http://schemas.microsoft.com/office/word/2023/wordml/word16du" xmlns:w16sdtdh="http://schemas.microsoft.com/office/word/2020/wordml/sdtdatahash" xmlns:w16sdtfl="http://schemas.microsoft.com/office/word/2024/wordml/sdtformatlock" xmlns:w16se="http://schemas.microsoft.com/office/word/2015/wordml/symex" xmlns:wpg="http://schemas.microsoft.com/office/word/2010/wordprocessingGroup" xmlns:wpi="http://schemas.microsoft.com/office/word/2010/wordprocessingInk" xmlns:wne="http://schemas.microsoft.com/office/word/2006/wordml" xmlns:wps="http://schemas.microsoft.com/office/word/2010/wordprocessingShape" mc:Ignorable="w14 w15 w16se w16cid w16 w16cex w16sdtdh w16sdtfl w16du wp14">
+  <w:p>
+    <w:pPr>
+      <w:pStyle w:val="Footer"/>
+    </w:pPr>
+  </w:p>
+</w:ftr>
+</file>
+
+<file path=word/footer2.xml><?xml version="1.0" encoding="utf-8"?>
+<w:ftr xmlns:wpc="http://schemas.microsoft.com/office/word/2010/wordprocessingCanvas" xmlns:cx="http://schemas.microsoft.com/office/drawing/2014/chartex" xmlns:cx1="http://schemas.microsoft.com/office/drawing/2015/9/8/chartex" xmlns:cx2="http://schemas.microsoft.com/office/drawing/2015/10/21/chartex" xmlns:cx3="http://schemas.microsoft.com/office/drawing/2016/5/9/chartex" xmlns:cx4="http://schemas.microsoft.com/office/drawing/2016/5/10/chartex" xmlns:cx5="http://schemas.microsoft.com/office/drawing/2016/5/11/chartex" xmlns:cx6="http://schemas.microsoft.com/office/drawing/2016/5/12/chartex" xmlns:cx7="http://schemas.microsoft.com/office/drawing/2016/5/13/chartex" xmlns:cx8="http://schemas.microsoft.com/office/drawing/2016/5/14/chartex" xmlns:mc="http://schemas.openxmlformats.org/markup-compatibility/2006" xmlns:aink="http://schemas.microsoft.com/office/drawing/2016/ink" xmlns:am3d="http://schemas.microsoft.com/office/drawing/2017/model3d" xmlns:o="urn:schemas-microsoft-com:office:office" xmlns:oel="http://schemas.microsoft.com/office/2019/extlst" xmlns:r="http://schemas.openxmlformats.org/officeDocument/2006/relationships" xmlns:m="http://schemas.openxmlformats.org/officeDocument/2006/math" xmlns:v="urn:schemas-microsoft-com:vml" xmlns:wp14="http://schemas.microsoft.com/office/word/2010/wordprocessingDrawing" xmlns:wp="http://schemas.openxmlformats.org/drawingml/2006/wordprocessingDrawing" xmlns:w10="urn:schemas-microsoft-com:office:word" xmlns:w="http://schemas.openxmlformats.org/wordprocessingml/2006/main" xmlns:w14="http://schemas.microsoft.com/office/word/2010/wordml" xmlns:w15="http://schemas.microsoft.com/office/word/2012/wordml" xmlns:w16cex="http://schemas.microsoft.com/office/word/2018/wordml/cex" xmlns:w16cid="http://schemas.microsoft.com/office/word/2016/wordml/cid" xmlns:w16="http://schemas.microsoft.com/office/word/2018/wordml" xmlns:w16du="http://schemas.microsoft.com/office/word/2023/wordml/word16du" xmlns:w16sdtdh="http://schemas.microsoft.com/office/word/2020/wordml/sdtdatahash" xmlns:w16sdtfl="http://schemas.microsoft.com/office/word/2024/wordml/sdtformatlock" xmlns:w16se="http://schemas.microsoft.com/office/word/2015/wordml/symex" xmlns:wpg="http://schemas.microsoft.com/office/word/2010/wordprocessingGroup" xmlns:wpi="http://schemas.microsoft.com/office/word/2010/wordprocessingInk" xmlns:wne="http://schemas.microsoft.com/office/word/2006/wordml" xmlns:wps="http://schemas.microsoft.com/office/word/2010/wordprocessingShape" mc:Ignorable="w14 w15 w16se w16cid w16 w16cex w16sdtdh w16sdtfl w16du wp14">
+  <w:p>
+    <w:pPr>
+      <w:pStyle w:val="Footer"/>
+    </w:pPr>
+  </w:p>
+</w:ftr>
+</file>
+
+<file path=word/footer3.xml><?xml version="1.0" encoding="utf-8"?>
+<w:ftr xmlns:wpc="http://schemas.microsoft.com/office/word/2010/wordprocessingCanvas" xmlns:cx="http://schemas.microsoft.com/office/drawing/2014/chartex" xmlns:cx1="http://schemas.microsoft.com/office/drawing/2015/9/8/chartex" xmlns:cx2="http://schemas.microsoft.com/office/drawing/2015/10/21/chartex" xmlns:cx3="http://schemas.microsoft.com/office/drawing/2016/5/9/chartex" xmlns:cx4="http://schemas.microsoft.com/office/drawing/2016/5/10/chartex" xmlns:cx5="http://schemas.microsoft.com/office/drawing/2016/5/11/chartex" xmlns:cx6="http://schemas.microsoft.com/office/drawing/2016/5/12/chartex" xmlns:cx7="http://schemas.microsoft.com/office/drawing/2016/5/13/chartex" xmlns:cx8="http://schemas.microsoft.com/office/drawing/2016/5/14/chartex" xmlns:mc="http://schemas.openxmlformats.org/markup-compatibility/2006" xmlns:aink="http://schemas.microsoft.com/office/drawing/2016/ink" xmlns:am3d="http://schemas.microsoft.com/office/drawing/2017/model3d" xmlns:o="urn:schemas-microsoft-com:office:office" xmlns:oel="http://schemas.microsoft.com/office/2019/extlst" xmlns:r="http://schemas.openxmlformats.org/officeDocument/2006/relationships" xmlns:m="http://schemas.openxmlformats.org/officeDocument/2006/math" xmlns:v="urn:schemas-microsoft-com:vml" xmlns:wp14="http://schemas.microsoft.com/office/word/2010/wordprocessingDrawing" xmlns:wp="http://schemas.openxmlformats.org/drawingml/2006/wordprocessingDrawing" xmlns:w10="urn:schemas-microsoft-com:office:word" xmlns:w="http://schemas.openxmlformats.org/wordprocessingml/2006/main" xmlns:w14="http://schemas.microsoft.com/office/word/2010/wordml" xmlns:w15="http://schemas.microsoft.com/office/word/2012/wordml" xmlns:w16cex="http://schemas.microsoft.com/office/word/2018/wordml/cex" xmlns:w16cid="http://schemas.microsoft.com/office/word/2016/wordml/cid" xmlns:w16="http://schemas.microsoft.com/office/word/2018/wordml" xmlns:w16du="http://schemas.microsoft.com/office/word/2023/wordml/word16du" xmlns:w16sdtdh="http://schemas.microsoft.com/office/word/2020/wordml/sdtdatahash" xmlns:w16sdtfl="http://schemas.microsoft.com/office/word/2024/wordml/sdtformatlock" xmlns:w16se="http://schemas.microsoft.com/office/word/2015/wordml/symex" xmlns:wpg="http://schemas.microsoft.com/office/word/2010/wordprocessingGroup" xmlns:wpi="http://schemas.microsoft.com/office/word/2010/wordprocessingInk" xmlns:wne="http://schemas.microsoft.com/office/word/2006/wordml" xmlns:wps="http://schemas.microsoft.com/office/word/2010/wordprocessingShape" mc:Ignorable="w14 w15 w16se w16cid w16 w16cex w16sdtdh w16sdtfl w16du wp14">
+  <w:p>
+    <w:pPr>
+      <w:pStyle w:val="Footer"/>
+    </w:pPr>
+  </w:p>
+</w:ftr>
+</file>
+
 <file path=word/footnotes.xml><?xml version="1.0" encoding="utf-8"?>
 <w:footnotes xmlns:wpc="http://schemas.microsoft.com/office/word/2010/wordprocessingCanvas" xmlns:cx="http://schemas.microsoft.com/office/drawing/2014/chartex" xmlns:cx1="http://schemas.microsoft.com/office/drawing/2015/9/8/chartex" xmlns:cx2="http://schemas.microsoft.com/office/drawing/2015/10/21/chartex" xmlns:cx3="http://schemas.microsoft.com/office/drawing/2016/5/9/chartex" xmlns:cx4="http://schemas.microsoft.com/office/drawing/2016/5/10/chartex" xmlns:cx5="http://schemas.microsoft.com/office/drawing/2016/5/11/chartex" xmlns:cx6="http://schemas.microsoft.com/office/drawing/2016/5/12/chartex" xmlns:cx7="http://schemas.microsoft.com/office/drawing/2016/5/13/chartex" xmlns:cx8="http://schemas.microsoft.com/office/drawing/2016/5/14/chartex" xmlns:mc="http://schemas.openxmlformats.org/markup-compatibility/2006" xmlns:aink="http://schemas.microsoft.com/office/drawing/2016/ink" xmlns:am3d="http://schemas.microsoft.com/office/drawing/2017/model3d" xmlns:o="urn:schemas-microsoft-com:office:office" xmlns:oel="http://schemas.microsoft.com/office/2019/extlst" xmlns:r="http://schemas.openxmlformats.org/officeDocument/2006/relationships" xmlns:m="http://schemas.openxmlformats.org/officeDocument/2006/math" xmlns:v="urn:schemas-microsoft-com:vml" xmlns:wp14="http://schemas.microsoft.com/office/word/2010/wordprocessingDrawing" xmlns:wp="http://schemas.openxmlformats.org/drawingml/2006/wordprocessingDrawing" xmlns:w10="urn:schemas-microsoft-com:office:word" xmlns:w="http://schemas.openxmlformats.org/wordprocessingml/2006/main" xmlns:w14="http://schemas.microsoft.com/office/word/2010/wordml" xmlns:w15="http://schemas.microsoft.com/office/word/2012/wordml" xmlns:w16cex="http://schemas.microsoft.com/office/word/2018/wordml/cex" xmlns:w16cid="http://schemas.microsoft.com/office/word/2016/wordml/cid" xmlns:w16="http://schemas.microsoft.com/office/word/2018/wordml" xmlns:w16du="http://schemas.microsoft.com/office/word/2023/wordml/word16du" xmlns:w16sdtdh="http://schemas.microsoft.com/office/word/2020/wordml/sdtdatahash" xmlns:w16sdtfl="http://schemas.microsoft.com/office/word/2024/wordml/sdtformatlock" xmlns:w16se="http://schemas.microsoft.com/office/word/2015/wordml/symex" xmlns:wpg="http://schemas.microsoft.com/office/word/2010/wordprocessingGroup" xmlns:wpi="http://schemas.microsoft.com/office/word/2010/wordprocessingInk" xmlns:wne="http://schemas.microsoft.com/office/word/2006/wordml" xmlns:wps="http://schemas.microsoft.com/office/word/2010/wordprocessingShape" mc:Ignorable="w14 w15 w16se w16cid w16 w16cex w16sdtdh w16sdtfl w16du wp14">
   <w:footnote w:type="separator" w:id="-1">
@@ -1056,6 +1121,36 @@
     </w:p>
   </w:footnote>
 </w:footnotes>
+</file>
+
+<file path=word/header1.xml><?xml version="1.0" encoding="utf-8"?>
+<w:hdr xmlns:wpc="http://schemas.microsoft.com/office/word/2010/wordprocessingCanvas" xmlns:cx="http://schemas.microsoft.com/office/drawing/2014/chartex" xmlns:cx1="http://schemas.microsoft.com/office/drawing/2015/9/8/chartex" xmlns:cx2="http://schemas.microsoft.com/office/drawing/2015/10/21/chartex" xmlns:cx3="http://schemas.microsoft.com/office/drawing/2016/5/9/chartex" xmlns:cx4="http://schemas.microsoft.com/office/drawing/2016/5/10/chartex" xmlns:cx5="http://schemas.microsoft.com/office/drawing/2016/5/11/chartex" xmlns:cx6="http://schemas.microsoft.com/office/drawing/2016/5/12/chartex" xmlns:cx7="http://schemas.microsoft.com/office/drawing/2016/5/13/chartex" xmlns:cx8="http://schemas.microsoft.com/office/drawing/2016/5/14/chartex" xmlns:mc="http://schemas.openxmlformats.org/markup-compatibility/2006" xmlns:aink="http://schemas.microsoft.com/office/drawing/2016/ink" xmlns:am3d="http://schemas.microsoft.com/office/drawing/2017/model3d" xmlns:o="urn:schemas-microsoft-com:office:office" xmlns:oel="http://schemas.microsoft.com/office/2019/extlst" xmlns:r="http://schemas.openxmlformats.org/officeDocument/2006/relationships" xmlns:m="http://schemas.openxmlformats.org/officeDocument/2006/math" xmlns:v="urn:schemas-microsoft-com:vml" xmlns:wp14="http://schemas.microsoft.com/office/word/2010/wordprocessingDrawing" xmlns:wp="http://schemas.openxmlformats.org/drawingml/2006/wordprocessingDrawing" xmlns:w10="urn:schemas-microsoft-com:office:word" xmlns:w="http://schemas.openxmlformats.org/wordprocessingml/2006/main" xmlns:w14="http://schemas.microsoft.com/office/word/2010/wordml" xmlns:w15="http://schemas.microsoft.com/office/word/2012/wordml" xmlns:w16cex="http://schemas.microsoft.com/office/word/2018/wordml/cex" xmlns:w16cid="http://schemas.microsoft.com/office/word/2016/wordml/cid" xmlns:w16="http://schemas.microsoft.com/office/word/2018/wordml" xmlns:w16du="http://schemas.microsoft.com/office/word/2023/wordml/word16du" xmlns:w16sdtdh="http://schemas.microsoft.com/office/word/2020/wordml/sdtdatahash" xmlns:w16sdtfl="http://schemas.microsoft.com/office/word/2024/wordml/sdtformatlock" xmlns:w16se="http://schemas.microsoft.com/office/word/2015/wordml/symex" xmlns:wpg="http://schemas.microsoft.com/office/word/2010/wordprocessingGroup" xmlns:wpi="http://schemas.microsoft.com/office/word/2010/wordprocessingInk" xmlns:wne="http://schemas.microsoft.com/office/word/2006/wordml" xmlns:wps="http://schemas.microsoft.com/office/word/2010/wordprocessingShape" mc:Ignorable="w14 w15 w16se w16cid w16 w16cex w16sdtdh w16sdtfl w16du wp14">
+  <w:p>
+    <w:pPr>
+      <w:pStyle w:val="Header"/>
+    </w:pPr>
+  </w:p>
+</w:hdr>
+</file>
+
+<file path=word/header2.xml><?xml version="1.0" encoding="utf-8"?>
+<w:hdr xmlns:wpc="http://schemas.microsoft.com/office/word/2010/wordprocessingCanvas" xmlns:cx="http://schemas.microsoft.com/office/drawing/2014/chartex" xmlns:cx1="http://schemas.microsoft.com/office/drawing/2015/9/8/chartex" xmlns:cx2="http://schemas.microsoft.com/office/drawing/2015/10/21/chartex" xmlns:cx3="http://schemas.microsoft.com/office/drawing/2016/5/9/chartex" xmlns:cx4="http://schemas.microsoft.com/office/drawing/2016/5/10/chartex" xmlns:cx5="http://schemas.microsoft.com/office/drawing/2016/5/11/chartex" xmlns:cx6="http://schemas.microsoft.com/office/drawing/2016/5/12/chartex" xmlns:cx7="http://schemas.microsoft.com/office/drawing/2016/5/13/chartex" xmlns:cx8="http://schemas.microsoft.com/office/drawing/2016/5/14/chartex" xmlns:mc="http://schemas.openxmlformats.org/markup-compatibility/2006" xmlns:aink="http://schemas.microsoft.com/office/drawing/2016/ink" xmlns:am3d="http://schemas.microsoft.com/office/drawing/2017/model3d" xmlns:o="urn:schemas-microsoft-com:office:office" xmlns:oel="http://schemas.microsoft.com/office/2019/extlst" xmlns:r="http://schemas.openxmlformats.org/officeDocument/2006/relationships" xmlns:m="http://schemas.openxmlformats.org/officeDocument/2006/math" xmlns:v="urn:schemas-microsoft-com:vml" xmlns:wp14="http://schemas.microsoft.com/office/word/2010/wordprocessingDrawing" xmlns:wp="http://schemas.openxmlformats.org/drawingml/2006/wordprocessingDrawing" xmlns:w10="urn:schemas-microsoft-com:office:word" xmlns:w="http://schemas.openxmlformats.org/wordprocessingml/2006/main" xmlns:w14="http://schemas.microsoft.com/office/word/2010/wordml" xmlns:w15="http://schemas.microsoft.com/office/word/2012/wordml" xmlns:w16cex="http://schemas.microsoft.com/office/word/2018/wordml/cex" xmlns:w16cid="http://schemas.microsoft.com/office/word/2016/wordml/cid" xmlns:w16="http://schemas.microsoft.com/office/word/2018/wordml" xmlns:w16du="http://schemas.microsoft.com/office/word/2023/wordml/word16du" xmlns:w16sdtdh="http://schemas.microsoft.com/office/word/2020/wordml/sdtdatahash" xmlns:w16sdtfl="http://schemas.microsoft.com/office/word/2024/wordml/sdtformatlock" xmlns:w16se="http://schemas.microsoft.com/office/word/2015/wordml/symex" xmlns:wpg="http://schemas.microsoft.com/office/word/2010/wordprocessingGroup" xmlns:wpi="http://schemas.microsoft.com/office/word/2010/wordprocessingInk" xmlns:wne="http://schemas.microsoft.com/office/word/2006/wordml" xmlns:wps="http://schemas.microsoft.com/office/word/2010/wordprocessingShape" mc:Ignorable="w14 w15 w16se w16cid w16 w16cex w16sdtdh w16sdtfl w16du wp14">
+  <w:p>
+    <w:pPr>
+      <w:pStyle w:val="Header"/>
+    </w:pPr>
+  </w:p>
+</w:hdr>
+</file>
+
+<file path=word/header3.xml><?xml version="1.0" encoding="utf-8"?>
+<w:hdr xmlns:wpc="http://schemas.microsoft.com/office/word/2010/wordprocessingCanvas" xmlns:cx="http://schemas.microsoft.com/office/drawing/2014/chartex" xmlns:cx1="http://schemas.microsoft.com/office/drawing/2015/9/8/chartex" xmlns:cx2="http://schemas.microsoft.com/office/drawing/2015/10/21/chartex" xmlns:cx3="http://schemas.microsoft.com/office/drawing/2016/5/9/chartex" xmlns:cx4="http://schemas.microsoft.com/office/drawing/2016/5/10/chartex" xmlns:cx5="http://schemas.microsoft.com/office/drawing/2016/5/11/chartex" xmlns:cx6="http://schemas.microsoft.com/office/drawing/2016/5/12/chartex" xmlns:cx7="http://schemas.microsoft.com/office/drawing/2016/5/13/chartex" xmlns:cx8="http://schemas.microsoft.com/office/drawing/2016/5/14/chartex" xmlns:mc="http://schemas.openxmlformats.org/markup-compatibility/2006" xmlns:aink="http://schemas.microsoft.com/office/drawing/2016/ink" xmlns:am3d="http://schemas.microsoft.com/office/drawing/2017/model3d" xmlns:o="urn:schemas-microsoft-com:office:office" xmlns:oel="http://schemas.microsoft.com/office/2019/extlst" xmlns:r="http://schemas.openxmlformats.org/officeDocument/2006/relationships" xmlns:m="http://schemas.openxmlformats.org/officeDocument/2006/math" xmlns:v="urn:schemas-microsoft-com:vml" xmlns:wp14="http://schemas.microsoft.com/office/word/2010/wordprocessingDrawing" xmlns:wp="http://schemas.openxmlformats.org/drawingml/2006/wordprocessingDrawing" xmlns:w10="urn:schemas-microsoft-com:office:word" xmlns:w="http://schemas.openxmlformats.org/wordprocessingml/2006/main" xmlns:w14="http://schemas.microsoft.com/office/word/2010/wordml" xmlns:w15="http://schemas.microsoft.com/office/word/2012/wordml" xmlns:w16cex="http://schemas.microsoft.com/office/word/2018/wordml/cex" xmlns:w16cid="http://schemas.microsoft.com/office/word/2016/wordml/cid" xmlns:w16="http://schemas.microsoft.com/office/word/2018/wordml" xmlns:w16du="http://schemas.microsoft.com/office/word/2023/wordml/word16du" xmlns:w16sdtdh="http://schemas.microsoft.com/office/word/2020/wordml/sdtdatahash" xmlns:w16sdtfl="http://schemas.microsoft.com/office/word/2024/wordml/sdtformatlock" xmlns:w16se="http://schemas.microsoft.com/office/word/2015/wordml/symex" xmlns:wpg="http://schemas.microsoft.com/office/word/2010/wordprocessingGroup" xmlns:wpi="http://schemas.microsoft.com/office/word/2010/wordprocessingInk" xmlns:wne="http://schemas.microsoft.com/office/word/2006/wordml" xmlns:wps="http://schemas.microsoft.com/office/word/2010/wordprocessingShape" mc:Ignorable="w14 w15 w16se w16cid w16 w16cex w16sdtdh w16sdtfl w16du wp14">
+  <w:p>
+    <w:pPr>
+      <w:pStyle w:val="Header"/>
+    </w:pPr>
+  </w:p>
+</w:hdr>
 </file>
 
 <file path=word/numbering.xml><?xml version="1.0" encoding="utf-8"?>
